--- a/sprint backlog 2.docx
+++ b/sprint backlog 2.docx
@@ -68,10 +68,7 @@
           </w:tcPr>
           <w:p>
             <w:r>
-              <w:t>L</w:t>
-            </w:r>
-            <w:r>
-              <w:t>’utilisateur (client/visiteur), consulte les produits de la boutique afin de voir les articles disponibles.</w:t>
+              <w:t>L’utilisateur (client/visiteur), consulte les produits de la boutique afin de voir les articles disponibles.</w:t>
             </w:r>
           </w:p>
         </w:tc>
@@ -106,13 +103,7 @@
           </w:tcPr>
           <w:p>
             <w:r>
-              <w:t>L’</w:t>
-            </w:r>
-            <w:r>
-              <w:t>administrateur</w:t>
-            </w:r>
-            <w:r>
-              <w:t xml:space="preserve"> ajoute</w:t>
+              <w:t>L’administrateur ajoute</w:t>
             </w:r>
           </w:p>
           <w:p>
@@ -123,62 +114,29 @@
               <w:t xml:space="preserve"> </w:t>
             </w:r>
             <w:r>
-              <w:t>modifie et supprime</w:t>
-            </w:r>
-            <w:r>
-              <w:t xml:space="preserve"> </w:t>
-            </w:r>
-            <w:r>
-              <w:t>d</w:t>
-            </w:r>
-            <w:r>
-              <w:t>es produits afin de maintenir la boutique à jour.</w:t>
-            </w:r>
-          </w:p>
-        </w:tc>
-        <w:tc>
-          <w:tcPr>
-            <w:tcW w:w="3021" w:type="dxa"/>
-          </w:tcPr>
-          <w:p>
-            <w:r>
-              <w:t>Implémenter l’interface de la boutique</w:t>
-            </w:r>
-            <w:r>
-              <w:t xml:space="preserve"> coté admin </w:t>
-            </w:r>
-            <w:r>
-              <w:t xml:space="preserve">et développer </w:t>
+              <w:t>modifie et supprime des produits afin de maintenir la boutique à jour.</w:t>
+            </w:r>
+          </w:p>
+        </w:tc>
+        <w:tc>
+          <w:tcPr>
+            <w:tcW w:w="3021" w:type="dxa"/>
+          </w:tcPr>
+          <w:p>
+            <w:r>
+              <w:t xml:space="preserve">Implémenter l’interface de la boutique coté admin et développer </w:t>
             </w:r>
             <w:r>
               <w:t>les méthodes</w:t>
             </w:r>
             <w:r>
-              <w:t xml:space="preserve"> </w:t>
-            </w:r>
-            <w:r>
-              <w:t xml:space="preserve">permettant </w:t>
-            </w:r>
-            <w:r>
-              <w:t>de voir</w:t>
-            </w:r>
-            <w:r>
-              <w:t xml:space="preserve">, </w:t>
+              <w:t xml:space="preserve"> permettant de voir, </w:t>
             </w:r>
             <w:r>
               <w:t>ajouter, modifier</w:t>
             </w:r>
             <w:r>
-              <w:t xml:space="preserve"> et supprimer</w:t>
-            </w:r>
-            <w:r>
-              <w:t xml:space="preserve"> </w:t>
-            </w:r>
-            <w:r>
-              <w:t>d</w:t>
-            </w:r>
-            <w:r>
-              <w:t>es produits.</w:t>
+              <w:t xml:space="preserve"> et supprimer des produits.</w:t>
             </w:r>
           </w:p>
         </w:tc>
@@ -203,10 +161,7 @@
           </w:tcPr>
           <w:p>
             <w:r>
-              <w:t>L</w:t>
-            </w:r>
-            <w:r>
-              <w:t>’utilisateur (visiteur ou client</w:t>
+              <w:t>L’utilisateur (visiteur ou client</w:t>
             </w:r>
             <w:r>
               <w:t>), ajoute</w:t>
@@ -215,7 +170,7 @@
               <w:t>, gère la quantité</w:t>
             </w:r>
             <w:r>
-              <w:t xml:space="preserve"> et supprimer </w:t>
+              <w:t xml:space="preserve"> et supprime </w:t>
             </w:r>
             <w:r>
               <w:t>le</w:t>
@@ -274,16 +229,7 @@
           </w:tcPr>
           <w:p>
             <w:r>
-              <w:t>Le</w:t>
-            </w:r>
-            <w:r>
-              <w:t xml:space="preserve"> client passe une commande</w:t>
-            </w:r>
-            <w:r>
-              <w:t>,</w:t>
-            </w:r>
-            <w:r>
-              <w:t xml:space="preserve"> choisi un mode de paiement (virement bancaire, paiement à la livraison, D17) afin d’acheter des produits et consulte l’état de </w:t>
+              <w:t xml:space="preserve">Le client passe une commande, choisi un mode de paiement (virement bancaire, paiement à la livraison, D17) afin d’acheter des produits et consulte l’état de </w:t>
             </w:r>
             <w:r>
               <w:t>s</w:t>
@@ -324,10 +270,7 @@
           </w:tcPr>
           <w:p>
             <w:r>
-              <w:t>L</w:t>
-            </w:r>
-            <w:r>
-              <w:t xml:space="preserve">’administrateur </w:t>
+              <w:t xml:space="preserve">L’administrateur </w:t>
             </w:r>
             <w:r>
               <w:t>informe le client du statut de sa</w:t>
@@ -369,18 +312,18 @@
             <w:r>
               <w:t>Paiement de l’abonnement mensuel du pot</w:t>
             </w:r>
-          </w:p>
-        </w:tc>
-        <w:tc>
-          <w:tcPr>
-            <w:tcW w:w="3021" w:type="dxa"/>
-          </w:tcPr>
-          <w:p>
-            <w:r>
-              <w:t>Le</w:t>
-            </w:r>
             <w:r>
               <w:t xml:space="preserve"> </w:t>
+            </w:r>
+          </w:p>
+        </w:tc>
+        <w:tc>
+          <w:tcPr>
+            <w:tcW w:w="3021" w:type="dxa"/>
+          </w:tcPr>
+          <w:p>
+            <w:r>
+              <w:t xml:space="preserve">Le </w:t>
             </w:r>
             <w:r>
               <w:rPr>
@@ -391,25 +334,13 @@
               <w:t>client</w:t>
             </w:r>
             <w:r>
-              <w:t xml:space="preserve"> paye l’abonnement mensuel</w:t>
-            </w:r>
-            <w:r>
-              <w:t xml:space="preserve"> du pot avec son mode préféré (virement </w:t>
+              <w:t xml:space="preserve"> paye l’abonnement mensuel du pot avec son mode préféré (virement </w:t>
             </w:r>
             <w:r>
               <w:t>bancaire, D</w:t>
             </w:r>
             <w:r>
-              <w:t>17)</w:t>
-            </w:r>
-            <w:r>
-              <w:t xml:space="preserve"> afin d’activer </w:t>
-            </w:r>
-            <w:r>
-              <w:t>s</w:t>
-            </w:r>
-            <w:r>
-              <w:t>on service.</w:t>
+              <w:t>17) afin d’activer son service.</w:t>
             </w:r>
           </w:p>
         </w:tc>

--- a/sprint backlog 2.docx
+++ b/sprint backlog 2.docx
@@ -22,6 +22,7 @@
             <w:tcW w:w="3020" w:type="dxa"/>
           </w:tcPr>
           <w:p>
+            <w:bookmarkStart w:id="0" w:name="_Hlk227058240"/>
             <w:r>
               <w:t xml:space="preserve">Thèmes </w:t>
             </w:r>
@@ -161,7 +162,13 @@
           </w:tcPr>
           <w:p>
             <w:r>
-              <w:t>L’utilisateur (visiteur ou client</w:t>
+              <w:t xml:space="preserve">L’utilisateur (visiteur </w:t>
+            </w:r>
+            <w:r>
+              <w:t>/</w:t>
+            </w:r>
+            <w:r>
+              <w:t>client</w:t>
             </w:r>
             <w:r>
               <w:t>), ajoute</w:t>
@@ -218,18 +225,32 @@
             <w:tcW w:w="3020" w:type="dxa"/>
           </w:tcPr>
           <w:p>
+            <w:bookmarkStart w:id="1" w:name="_Hlk227081857"/>
             <w:r>
               <w:t>Soumission, paiement et suivi d’une commande</w:t>
             </w:r>
-          </w:p>
-        </w:tc>
-        <w:tc>
-          <w:tcPr>
-            <w:tcW w:w="3021" w:type="dxa"/>
-          </w:tcPr>
-          <w:p>
-            <w:r>
-              <w:t xml:space="preserve">Le client passe une commande, choisi un mode de paiement (virement bancaire, paiement à la livraison, D17) afin d’acheter des produits et consulte l’état de </w:t>
+            <w:bookmarkEnd w:id="1"/>
+          </w:p>
+        </w:tc>
+        <w:tc>
+          <w:tcPr>
+            <w:tcW w:w="3021" w:type="dxa"/>
+          </w:tcPr>
+          <w:p>
+            <w:r>
+              <w:t>Le client passe une commande, choisi un mode de paiement (virement bancaire</w:t>
+            </w:r>
+            <w:r>
+              <w:t>/</w:t>
+            </w:r>
+            <w:r>
+              <w:t>paiement à la livraison</w:t>
+            </w:r>
+            <w:r>
+              <w:t> /</w:t>
+            </w:r>
+            <w:r>
+              <w:t xml:space="preserve">D17) afin d’acheter des produits et consulte l’état de </w:t>
             </w:r>
             <w:r>
               <w:t>s</w:t>
@@ -309,12 +330,14 @@
             <w:tcW w:w="3020" w:type="dxa"/>
           </w:tcPr>
           <w:p>
+            <w:bookmarkStart w:id="2" w:name="_Hlk227082189"/>
             <w:r>
               <w:t>Paiement de l’abonnement mensuel du pot</w:t>
             </w:r>
             <w:r>
               <w:t xml:space="preserve"> </w:t>
             </w:r>
+            <w:bookmarkEnd w:id="2"/>
           </w:p>
         </w:tc>
         <w:tc>
@@ -337,7 +360,13 @@
               <w:t xml:space="preserve"> paye l’abonnement mensuel du pot avec son mode préféré (virement </w:t>
             </w:r>
             <w:r>
-              <w:t>bancaire, D</w:t>
+              <w:t>bancaire</w:t>
+            </w:r>
+            <w:r>
+              <w:t>/</w:t>
+            </w:r>
+            <w:r>
+              <w:t xml:space="preserve"> D</w:t>
             </w:r>
             <w:r>
               <w:t>17) afin d’activer son service.</w:t>
@@ -367,6 +396,7 @@
             <w:tcW w:w="3020" w:type="dxa"/>
           </w:tcPr>
           <w:p>
+            <w:bookmarkStart w:id="3" w:name="_Hlk227082291"/>
             <w:r>
               <w:t>Validation/Refus du paiement de l’abonnement du pot</w:t>
             </w:r>
@@ -399,6 +429,8 @@
           </w:p>
         </w:tc>
       </w:tr>
+      <w:bookmarkEnd w:id="0"/>
+      <w:bookmarkEnd w:id="3"/>
     </w:tbl>
     <w:p/>
     <w:sectPr>
